--- a/중국어_대화문/4부_docx/4부_06화_탕쉐의_죽음.docx
+++ b/중국어_대화문/4부_docx/4부_06화_탕쉐의_죽음.docx
@@ -29,7 +29,7 @@
         <w:t>배경:</w:t>
       </w:r>
       <w:r>
-        <w:t xml:space="preserve"> [선즈위안 시점] 2023년 5월 15일(월) 오전부터 17일(수) 아침까지. 5화에서 쑤민이 교도소 정문 앞에서 밤을 새운 바로 그 하루를, 이 화는 성정부 쪽에서 되짚는다. 15일 오전 상무회의 휴회 중 청시가 '병원 이송 허가'라는 소식을 전하고, 선즈위안은 감옥관리국에 직접 전화해 "규칙대로 처리 중이며 내일 아침 출발"이라는 답을 듣는다. 그는 지시를 내리지 않고 기다리기로 한다. 16일 새벽 청시가 건넨 통화 기록 앞에서 그는 열여덟 시간 동안 서쪽으로 걸린 전화가 한 통도 없었음을 확인하고, 아침 6시 48분 쑤민에게 전화를 건다. 호송차는 7시 10분에 떠났고, 공식 통보에 따르면 7시 36분 산길에서 이상이 발견되어 차가 교도소로 회차했으며, 8시 35분 교도소 의무실에서 사망이 선고되었다. 이 화는 사망 장면을 직접 그리지 않고 통보문과 시각, 사물만으로 처리한다. 판공청의 대외 보도 문안, 메이뤄란의 전화, 서랍 속의 노란 쪽지와 이 빠진 잔으로 이어지고, 5월 20일(토) 장례 소식으로 끝난다. 이 화의 시각과 장소는 모두 가상이다.</w:t>
+        <w:t xml:space="preserve"> [선즈위안 시점] 2023년 5월 15일(월) 오전부터 17일(수) 아침까지. 5화에서 쑤민이 교도소 정문 앞에서 밤을 새운 바로 그 하루를, 이 화는 성정부 쪽에서 되짚는다. 15일 오전 상무회의 휴회 중 청시가 '병원 이송 허가'라는 소식을 전하고, 선즈위안은 감옥관리국에 직접 전화해 "규칙대로 처리 중이며 내일 아침 출발"이라는 답을 듣는다. 그는 지시를 내리지 않고 기다리기로 한다. 16일 새벽 청시가 건넨 통화 기록 앞에서 그는 열네 시간 동안 서쪽으로 걸린 전화가 한 통도 없었음을 확인하고, 아침 6시 48분 쑤민에게 전화를 건다. 호송차는 7시 10분에 떠났고, 공식 통보에 따르면 7시 36분 산길에서 이상이 발견되어 차가 교도소로 회차했으며, 8시 35분 교도소 의무실에서 사망이 선고되었다. 이 화는 사망 장면을 직접 그리지 않고 통보문과 시각, 사물만으로 처리한다. 판공청의 대외 보도 문안, 메이뤄란의 전화, 서랍 속의 노란 쪽지와 이 빠진 잔으로 이어지고, 5월 20일(토) 장례 소식으로 끝난다. 이 화의 시각과 장소는 모두 가상이다.</w:t>
       </w:r>
     </w:p>
     <w:p>
@@ -119,7 +119,7 @@
         <w:t>程曦:</w:t>
       </w:r>
       <w:r>
-        <w:t xml:space="preserve"> 是。(他把便笺放在窗台上，压在沈知远的杯子底下，露出半截) 副省长，我昨晚算了一下，唐雪从五月三日早饭起不进食，今天是第十三天。</w:t>
+        <w:t xml:space="preserve"> 是。(她把便笺放在窗台上，压在沈知远的杯子底下，露出半截) 副省长，我昨晚算了一下，唐雪从五月三日早饭起不进食，今天是第十三天。</w:t>
       </w:r>
     </w:p>
     <w:p>
@@ -771,7 +771,7 @@
         <w:t>程曦:</w:t>
       </w:r>
       <w:r>
-        <w:t xml:space="preserve"> 我也……睡不着。(他把纸放在桌上，推到沈知远面前) 我按时间排的，您看。</w:t>
+        <w:t xml:space="preserve"> 我也……睡不着。(她把纸放在桌上，推到沈知远面前) 我按时间排的，您看。</w:t>
       </w:r>
     </w:p>
     <w:p>
@@ -858,7 +858,7 @@
         <w:t>程曦:</w:t>
       </w:r>
       <w:r>
-        <w:t xml:space="preserve"> 十一通。每一通，都在表上。(他抿了一下嘴) 我不是在评价您。</w:t>
+        <w:t xml:space="preserve"> 十一通。每一通，都在表上。(她抿了一下嘴) 我不是在评价您。</w:t>
       </w:r>
     </w:p>
     <w:p>
@@ -946,7 +946,7 @@
         <w:t>程曦:</w:t>
       </w:r>
       <w:r>
-        <w:t xml:space="preserve"> 不是。(他的声音忽然很低) 是我以为这是您的决定。我替您留了一个位子，一个只有您能坐的位子。后来我才想，那个位子上，原来什么都没有。</w:t>
+        <w:t xml:space="preserve"> 不是。(她的声音忽然很低) 是我以为这是您的决定。我替您留了一个位子，一个只有您能坐的位子。后来我才想，那个位子上，原来什么都没有。</w:t>
       </w:r>
     </w:p>
     <w:p>
@@ -2207,7 +2207,7 @@
     </w:p>
     <w:p>
       <w:r>
-        <w:t>(清晨六点五十。窗外的天刚刚亮，院子里的扫帚声沙沙地响着。沈知远一夜没有睡，也没有离开办公室，只是在椅子上坐到后半夜，又站到窗边。桌上摊着一页信纸，抬头是“苏敏”，下面空着。程曦推门进来，手里端着茶盘，眼睛里有血丝，下巴上冒出一点青，显然也没有睡好。)</w:t>
+        <w:t>(清晨六点五十。窗外的天刚刚亮，院子里的扫帚声沙沙地响着。沈知远一夜没有睡，也没有离开办公室，只是在椅子上坐到后半夜，又站到窗边。桌上摊着一页信纸，抬头是“苏敏”，下面空着。程曦推门进来，手里端着茶盘，眼睛里有血丝，脸色发青，显然也没有睡好。)</w:t>
       </w:r>
     </w:p>
     <w:p>
@@ -2240,7 +2240,7 @@
         <w:t>程曦:</w:t>
       </w:r>
       <w:r>
-        <w:t xml:space="preserve"> 我睡不着，就来了。(他把茶盘放在桌角，倒茶，先倒了一杯放在沈知远面前，又拿起缺口杯，习惯地把杯子转了半圈，让缺口对着沈知远的左手) 您看，我手比脑子快。</w:t>
+        <w:t xml:space="preserve"> 我睡不着，就来了。(她把茶盘放在桌角，倒茶，先倒了一杯放在沈知远面前，又拿起缺口杯，习惯地把杯子转了半圈，让缺口对着沈知远的左手) 您看，我手比脑子快。</w:t>
       </w:r>
     </w:p>
     <w:p>
